--- a/sefer-edition/book-rewrites/2026-08-30 — The Rosh HaShanah Tefillah — Sefer Edition — styled.docx
+++ b/sefer-edition/book-rewrites/2026-08-30 — The Rosh HaShanah Tefillah — Sefer Edition — styled.docx
@@ -11477,7 +11477,7 @@
           <w:color w:val="1A1A1A"/>
           <w:sz w:val="21"/>
         </w:rPr>
-        <w:t xml:space="preserve"> 32a — </w:t>
+        <w:t xml:space="preserve"> 34b — </w:t>
       </w:r>
       <w:r>
         <w:rPr>
@@ -11944,17 +11944,17 @@
           <w:color w:val="1A1A1A"/>
           <w:sz w:val="21"/>
         </w:rPr>
-        <w:t>Rosh HaShanah</w:t>
-      </w:r>
-      <w:r>
-        <w:rPr>
-          <w:rFonts w:ascii="Georgia" w:hAnsi="Georgia" w:cs="SBL Hebrew" w:eastAsia="Georgia"/>
-          <w:b w:val="0"/>
-          <w:i w:val="0"/>
-          <w:color w:val="1A1A1A"/>
-          <w:sz w:val="21"/>
-        </w:rPr>
-        <w:t xml:space="preserve"> 34b — </w:t>
+        <w:t>Mishnah Rosh HaShanah</w:t>
+      </w:r>
+      <w:r>
+        <w:rPr>
+          <w:rFonts w:ascii="Georgia" w:hAnsi="Georgia" w:cs="SBL Hebrew" w:eastAsia="Georgia"/>
+          <w:b w:val="0"/>
+          <w:i w:val="0"/>
+          <w:color w:val="1A1A1A"/>
+          <w:sz w:val="21"/>
+        </w:rPr>
+        <w:t xml:space="preserve"> 4:5 (Bavli 32a) — </w:t>
       </w:r>
       <w:r>
         <w:rPr>
